--- a/Paper1_Article_NECSBM_Final.docx
+++ b/Paper1_Article_NECSBM_Final.docx
@@ -440,7 +440,7 @@
           <w:szCs w:val="26"/>
           <w:rtl/>
         </w:rPr>
-        <w:t xml:space="preserve">بازار سرمایه ایران در سال‌های ۱۳۹۹ و ۱۴۰۰ یکی از شدیدترین چرخه‌های رونق و رکود تاریخ خود را تجربه کرد؛ دورانی که در آن شمار زیادی از سرمایه‌گذاران حقیقی تازه‌وارد، تحت‌تأثیر روایت‌های شتاب‌گرفته در کانال‌های تلگرام، صفحه‌های اینستاگرام و گروه‌های گفت‌وگو وارد بازار شدند و بخشی از آنان پس از ریزش قیمت‌ها زیان قابل‌توجهی را تجربه کردند. چنین تجربه‌هایی پرسشی بنیادین را پیش می‌کشد: آیا مواجهه مکرر با محتوای سرمایه‌گذاری در شبکه‌های اجتماعی صرفاً اطلاعات بیشتری در اختیار سرمایه‌گذار می‌گذارد، یا از رهگذر سازوکارهای هیجانی و اجتماعی کیفیت تصمیم او را تضعیف می‌کند؟</w:t>
+        <w:t xml:space="preserve">بازار سرمایه ایران در سال‌های ۱۳۹۹ و ۱۴۰۰ یکی از شدیدترین چرخه‌های رونق و رکود تاریخ خود را تجربه کرد؛ دورانی که در آن شمار زیادی از سرمایه‌گذاران حقیقی تازه‌وارد، تحت‌تأثیر روایت‌های شتاب‌گرفته در کانال‌های تلگرام، صفحه‌های اینستاگرام و گروه‌های گفت‌وگو وارد بازار شدند و بخشی از آنان پس از ریزش قیمت‌ها زیان قابل‌توجهی را تجربه کردند. این تجربه، مسئله اصلی پژوهش حاضر را آشکار می‌کند: آیا مواجهه مکرر با محتوای سرمایه‌گذاری در شبکه‌های اجتماعی صرفاً اطلاعات بیشتری در اختیار سرمایه‌گذار می‌گذارد، یا از رهگذر سازوکارهای هیجانی و اجتماعی کیفیت تصمیم او را تضعیف می‌کند؟</w:t>
       </w:r>
     </w:p>
     <w:p>
@@ -457,7 +457,7 @@
           <w:szCs w:val="26"/>
           <w:rtl/>
         </w:rPr>
-        <w:t xml:space="preserve">شواهد بین‌المللی دو رویکرد را نشان می‌دهد. از یک‌سو، نظرها و احساسات منتشر‌شده در شبکه‌ها می‌توانند حامل اطلاعات سودمند درباره بازده آتی باشند (</w:t>
+        <w:t xml:space="preserve">شواهد بین‌المللی در پاسخ به این پرسش دو رویکرد متقابل را نشان می‌دهد. از یک‌سو، نظرها و احساسات منتشرشده در شبکه‌ها می‌توانند حامل اطلاعات سودمند درباره بازده آتی باشند (</w:t>
       </w:r>
       <w:r>
         <w:rPr>
@@ -695,7 +695,7 @@
           <w:szCs w:val="26"/>
           <w:rtl/>
         </w:rPr>
-        <w:t xml:space="preserve">، ۲۰۲۰). آنچه هنوز روشن نیست سازوکار انتقال است: مواجهه با محتوا از چه مسیر روان‌شناختی به رفتار و سرانجام به کیفیت تصمیم می‌رسد، و آیا منبعی بنیادی مانند اطلاعات حسابداری می‌تواند این مسیر را مهار کند؟</w:t>
+        <w:t xml:space="preserve">، ۲۰۲۰). آنچه در این میان هنوز روشن نیست، سازوکار انتقال است: مواجهه با محتوا از چه مسیر روان‌شناختی به رفتار و سرانجام به کیفیت تصمیم می‌رسد، و آیا منبعی بنیادی مانند اطلاعات حسابداری می‌تواند این مسیر را مهار کند؟</w:t>
       </w:r>
     </w:p>
     <w:p>
@@ -712,7 +712,7 @@
           <w:szCs w:val="26"/>
           <w:rtl/>
         </w:rPr>
-        <w:t xml:space="preserve">چارچوب نظری پشتیبان این پژوهش دو ستون دارد. نخست، </w:t>
+        <w:t xml:space="preserve">برای پاسخ به این پرسش، پژوهش حاضر بر دو ستون نظری تکیه دارد. نخست، </w:t>
       </w:r>
       <w:r>
         <w:rPr>
@@ -746,7 +746,7 @@
           <w:szCs w:val="26"/>
           <w:rtl/>
         </w:rPr>
-        <w:t xml:space="preserve"> که توضیح می‌دهد چرا سرمایه‌گذاران عاقل نیز ممکن است سیگنال‌های خصوصی خود را کنار بگذارند و از رفتار دیگران پیروی کنند (</w:t>
+        <w:t xml:space="preserve"> توضیح می‌دهد چرا سرمایه‌گذاران عاقل نیز ممکن است سیگنال‌های خصوصی خود را کنار بگذارند و از رفتار دیگران پیروی کنند (</w:t>
       </w:r>
       <w:r>
         <w:rPr>
@@ -848,7 +848,7 @@
           <w:szCs w:val="26"/>
           <w:rtl/>
         </w:rPr>
-        <w:t xml:space="preserve"> (فومو) که آن را اضطرابی فراگیر درباره تجربه‌های پاداش‌آور دیگران می‌داند (</w:t>
+        <w:t xml:space="preserve"> (فومو) آن را اضطرابی فراگیر درباره تجربه‌های پاداش‌آور دیگران می‌داند (</w:t>
       </w:r>
       <w:r>
         <w:rPr>
@@ -882,7 +882,7 @@
           <w:szCs w:val="26"/>
           <w:rtl/>
         </w:rPr>
-        <w:t xml:space="preserve">، ۲۰۱۳) و بر پایه </w:t>
+        <w:t xml:space="preserve">، ۲۰۱۳) که بر پایه </w:t>
       </w:r>
       <w:r>
         <w:rPr>
@@ -950,7 +950,7 @@
           <w:szCs w:val="26"/>
           <w:rtl/>
         </w:rPr>
-        <w:t xml:space="preserve">، ۱۹۵۴) در محیط‌های شبکه‌ای تشدید می‌شود. ترکیب این دو، مسیر زیر را پیشنهاد می‌کند: مواجهه با محتوا ← فومو ← رفتار توده‌وار ← افت کیفیت تصمیم؛ مسیری که شدت آن می‌تواند با میزان تکیه سرمایه‌گذار بر اطلاعات حسابداری تعدیل شود.</w:t>
+        <w:t xml:space="preserve">، ۱۹۵۴) در محیط‌های شبکه‌ای تشدید می‌شود، زیرا گزارش سود دیگران پیوسته در دسترس مقایسه قرار می‌گیرد. پیوند این دو چارچوب مسیری را پیشنهاد می‌کند که در آن مواجهه با محتوا فومو را برمی‌انگیزد، فومو رفتار توده‌وار را تقویت می‌کند و توده‌واری کیفیت تصمیم را کاهش می‌دهد؛ مسیری که شدت آن می‌تواند با میزان تکیه سرمایه‌گذار بر اطلاعات حسابداری، به‌مثابه سیگنال خصوصی دقیق و قابل‌راستی‌آزمایی، تعدیل شود.</w:t>
       </w:r>
     </w:p>
     <w:p>
@@ -967,7 +967,7 @@
           <w:szCs w:val="26"/>
           <w:rtl/>
         </w:rPr>
-        <w:t xml:space="preserve">در ایران، پژوهش‌های فراوانی درباره رفتار توده‌وار و سوگیری‌های رفتاری سرمایه‌گذاران انجام شده است؛ برای نمونه جمشیدی و همکاران (۱۳۹۸) فرااعتمادی، نماگری و اثر تمایلی را در میان سرمایه‌گذاران حقیقی بررسی کرده‌اند، ترازودار و همکاران (۱۴۰۲) مدلی داده‌بنیاد برای اثر تورش‌های رفتاری و سواد مالی بر تصمیم‌گیری سرمایه‌گذاران ارائه داده‌اند و ندیری و پناهیان (۱۴۰۳) اثر احساسات عقلانی و غیرعقلانی را بر بازده بازار سهام سنجیده‌اند. درباره نقش شبکه‌های اجتماعی نیز حیدری هراتمه و همکاران (۱۴۰۲) تأثیر رسانه‌ها و شبکه‌های اجتماعی و مجازی را بر خط‌مشی و تصمیمات سرمایه‌گذاران بررسی کرده‌اند. با این حال، به‌نظر می‌رسد (الف) نقش میانجی فومو میان مواجهه با محتوا و توده‌واری، و (ب) نقش تعدیل‌گر اطلاعات حسابداری در این زنجیره کمتر در قالب یک مدل ساختاری یکپارچه با خطای اندازه‌گیری کنترل‌شده آزموده شده است. این پژوهش با نگاه حسابداری رفتاری به همین دو شکاف می‌پردازد.</w:t>
+        <w:t xml:space="preserve">در ایران، پژوهش‌های فراوانی درباره رفتار توده‌وار و سوگیری‌های رفتاری سرمایه‌گذاران انجام شده است؛ برای نمونه جمشیدی و همکاران (۱۳۹۸) فرااعتمادی، نماگری و اثر تمایلی را در میان سرمایه‌گذاران حقیقی بررسی کرده‌اند، ترازودار و همکاران (۱۴۰۲) مدلی داده‌بنیاد برای اثر تورش‌های رفتاری و سواد مالی بر تصمیم‌گیری سرمایه‌گذاران ارائه داده‌اند و ندیری و پناهیان (۱۴۰۳) اثر احساسات عقلانی و غیرعقلانی را بر بازده بازار سهام سنجیده‌اند. درباره نقش شبکه‌های اجتماعی نیز حیدری هراتمه و همکاران (۱۴۰۲) تأثیر رسانه‌ها و شبکه‌های اجتماعی و مجازی را بر خط‌مشی و تصمیمات سرمایه‌گذاران بررسی کرده‌اند. با این حال، به‌نظر می‌رسد (الف) نقش میانجی فومو میان مواجهه با محتوا و توده‌واری، و (ب) نقش تعدیل‌گر اطلاعات حسابداری در این زنجیره، کمتر در قالب یک مدل ساختاری یکپارچه با خطای اندازه‌گیری کنترل‌شده آزموده شده است. پژوهش حاضر با نگاه حسابداری رفتاری به همین دو شکاف می‌پردازد.</w:t>
       </w:r>
     </w:p>
     <w:p>
@@ -980,22 +980,11 @@
       <w:r>
         <w:rPr>
           <w:rFonts w:ascii="Times New Roman" w:hAnsi="Times New Roman" w:eastAsia="Times New Roman" w:cs="B Nazanin"/>
-          <w:b/>
-          <w:bCs/>
-          <w:sz w:val="26"/>
-          <w:szCs w:val="26"/>
-          <w:rtl/>
-        </w:rPr>
-        <w:t xml:space="preserve">پرسش‌های پژوهش</w:t>
-      </w:r>
-      <w:r>
-        <w:rPr>
-          <w:rFonts w:ascii="Times New Roman" w:hAnsi="Times New Roman" w:eastAsia="Times New Roman" w:cs="B Nazanin"/>
-          <w:sz w:val="26"/>
-          <w:szCs w:val="26"/>
-          <w:rtl/>
-        </w:rPr>
-        <w:t xml:space="preserve"> عبارت‌اند از: (۱) آیا مواجهه با محتوای سرمایه‌گذاری در شبکه‌های اجتماعی از طریق فومو و رفتار توده‌وار بر کیفیت تصمیم سرمایه‌گذاران حقیقی اثر می‌گذارد؟ (۲) آیا استفاده از اطلاعات حسابداری شدت این مسیر را تعدیل می‌کند؟ برای پاسخ، مدل ساختاری مکنون کامل برآورد می‌شود که در آن هر گویه مستقیماً به متغیر پنهان خود متصل است و هیچ نمره ترکیبی (میانگین گویه‌ها) در تحلیل به‌کار نمی‌رود. نتایج نشان می‌دهد اثر غیرمستقیم متوالی مواجهه بر کیفیت تصمیم از طریق فومو و رفتار توده‌وار منفی و معنادار است (ضریب استاندارد −۰٫۰۷۱) و استفاده از اطلاعات حسابداری شیب فومو ← توده‌واری را کاهش می‌دهد. اهمیت و ضرورت موضوع از دو جنبه است: از نظر نظری، پیوند شبکه‌های اجتماعی، هیجان و حسابداری رفتاری در یک مدل قابل‌آزمون؛ از نظر عملی، ارائه سرنخ برای سیاست‌گذاران، کارگزاری‌ها و ناشران درباره نحوه افشا و آموزش. با توجه به منشأ داده که در بخش ۳-۲ توضیح داده شده است، نتایج بیش از هر چیز اعتبار روش و ساختار مدل را نشان می‌دهد. ساختار مقاله چنین است: ابتدا مبانی نظری و فرضیه‌ها، سپس روش‌شناسی، یافته‌ها، و در پایان بحث و نتیجه‌گیری ارائه می‌شود.</w:t>
+          <w:sz w:val="26"/>
+          <w:szCs w:val="26"/>
+          <w:rtl/>
+        </w:rPr>
+        <w:t xml:space="preserve">بر این اساس، پژوهش دو پرسش را دنبال می‌کند: (۱) آیا مواجهه با محتوای سرمایه‌گذاری در شبکه‌های اجتماعی از طریق فومو و رفتار توده‌وار بر کیفیت تصمیم سرمایه‌گذاران حقیقی اثر می‌گذارد؟ (۲) آیا استفاده از اطلاعات حسابداری شدت این مسیر را تعدیل می‌کند؟ برای پاسخ، مدل ساختاری مکنون کامل برآورد می‌شود که در آن هر گویه مستقیماً به متغیر پنهان خود متصل است و هیچ نمره ترکیبی (میانگین گویه‌ها) در تحلیل به‌کار نمی‌رود. نتایج نشان می‌دهد اثر غیرمستقیم متوالی مواجهه بر کیفیت تصمیم از طریق فومو و رفتار توده‌وار منفی و معنادار است (ضریب استاندارد −۰٫۰۷۱) و استفاده از اطلاعات حسابداری شیب فومو ← توده‌واری را کاهش می‌دهد. اهمیت و ضرورت موضوع از دو جنبه است: از نظر نظری، پیوند شبکه‌های اجتماعی، هیجان و حسابداری رفتاری در یک مدل قابل‌آزمون؛ و از نظر عملی، ارائه سرنخ برای سیاست‌گذاران، کارگزاری‌ها و ناشران درباره نحوه افشا و آموزش. با توجه به منشأ داده که در بخش ۳-۲ توضیح داده شده است، نتایج بیش از هر چیز اعتبار روش و ساختار مدل را نشان می‌دهد. ادامه مقاله چنین سامان یافته است: ابتدا مبانی نظری و فرضیه‌ها، سپس روش‌شناسی، یافته‌ها، و در پایان بحث و نتیجه‌گیری ارائه می‌شود.</w:t>
       </w:r>
     </w:p>
     <w:p>
